--- a/docs/dist/threat-model.docx
+++ b/docs/dist/threat-model.docx
@@ -807,7 +807,7 @@
               <a:graphicData uri="http://schemas.openxmlformats.org/drawingml/2006/picture">
                 <pic:pic>
                   <pic:nvPicPr>
-                    <pic:cNvPr descr="C:/Users/laxmi/AppData/Local/Temp/nova-docs-476d0089/threat-model-12.png" id="15" name="Picture"/>
+                    <pic:cNvPr descr="C:/Users/laxmi/AppData/Local/Temp/nova-docs-90a94cb5/threat-model-12.png" id="15" name="Picture"/>
                     <pic:cNvPicPr>
                       <a:picLocks noChangeArrowheads="1" noChangeAspect="1"/>
                     </pic:cNvPicPr>

--- a/docs/dist/threat-model.docx
+++ b/docs/dist/threat-model.docx
@@ -807,7 +807,7 @@
               <a:graphicData uri="http://schemas.openxmlformats.org/drawingml/2006/picture">
                 <pic:pic>
                   <pic:nvPicPr>
-                    <pic:cNvPr descr="C:/Users/laxmi/AppData/Local/Temp/nova-docs-90a94cb5/threat-model-12.png" id="15" name="Picture"/>
+                    <pic:cNvPr descr="C:/Users/laxmi/AppData/Local/Temp/nova-docs-29bc2e55/threat-model-12.png" id="15" name="Picture"/>
                     <pic:cNvPicPr>
                       <a:picLocks noChangeArrowheads="1" noChangeAspect="1"/>
                     </pic:cNvPicPr>

--- a/docs/dist/threat-model.docx
+++ b/docs/dist/threat-model.docx
@@ -807,7 +807,7 @@
               <a:graphicData uri="http://schemas.openxmlformats.org/drawingml/2006/picture">
                 <pic:pic>
                   <pic:nvPicPr>
-                    <pic:cNvPr descr="C:/Users/laxmi/AppData/Local/Temp/nova-docs-29bc2e55/threat-model-12.png" id="15" name="Picture"/>
+                    <pic:cNvPr descr="C:/Users/laxmi/AppData/Local/Temp/nova-docs-7d75132e/threat-model-12.png" id="15" name="Picture"/>
                     <pic:cNvPicPr>
                       <a:picLocks noChangeArrowheads="1" noChangeAspect="1"/>
                     </pic:cNvPicPr>

--- a/docs/dist/threat-model.docx
+++ b/docs/dist/threat-model.docx
@@ -807,7 +807,7 @@
               <a:graphicData uri="http://schemas.openxmlformats.org/drawingml/2006/picture">
                 <pic:pic>
                   <pic:nvPicPr>
-                    <pic:cNvPr descr="C:/Users/laxmi/AppData/Local/Temp/nova-docs-7d75132e/threat-model-12.png" id="15" name="Picture"/>
+                    <pic:cNvPr descr="C:/Users/laxmi/AppData/Local/Temp/nova-docs-a9995d3c/threat-model-12.png" id="15" name="Picture"/>
                     <pic:cNvPicPr>
                       <a:picLocks noChangeArrowheads="1" noChangeAspect="1"/>
                     </pic:cNvPicPr>

--- a/docs/dist/threat-model.docx
+++ b/docs/dist/threat-model.docx
@@ -807,7 +807,7 @@
               <a:graphicData uri="http://schemas.openxmlformats.org/drawingml/2006/picture">
                 <pic:pic>
                   <pic:nvPicPr>
-                    <pic:cNvPr descr="C:/Users/laxmi/AppData/Local/Temp/nova-docs-a9995d3c/threat-model-12.png" id="15" name="Picture"/>
+                    <pic:cNvPr descr="C:/Users/laxmi/AppData/Local/Temp/nova-docs-469f4695/threat-model-12.png" id="15" name="Picture"/>
                     <pic:cNvPicPr>
                       <a:picLocks noChangeArrowheads="1" noChangeAspect="1"/>
                     </pic:cNvPicPr>
@@ -5838,7 +5838,7 @@
     <w:basedOn w:val="BodyTextChar"/>
     <w:rPr>
       <w:rFonts w:ascii="Consolas" w:hAnsi="Consolas"/>
-      <w:sz w:val="22"/>
+      <w:sz w:val="18"/>
     </w:rPr>
   </w:style>
   <w:style w:customStyle="1" w:styleId="SectionNumber" w:type="character">

--- a/docs/dist/threat-model.docx
+++ b/docs/dist/threat-model.docx
@@ -807,7 +807,7 @@
               <a:graphicData uri="http://schemas.openxmlformats.org/drawingml/2006/picture">
                 <pic:pic>
                   <pic:nvPicPr>
-                    <pic:cNvPr descr="C:/Users/laxmi/AppData/Local/Temp/nova-docs-469f4695/threat-model-12.png" id="15" name="Picture"/>
+                    <pic:cNvPr descr="C:/Users/laxmi/AppData/Local/Temp/nova-docs-9d5e1198/threat-model-12.png" id="15" name="Picture"/>
                     <pic:cNvPicPr>
                       <a:picLocks noChangeArrowheads="1" noChangeAspect="1"/>
                     </pic:cNvPicPr>

--- a/docs/dist/threat-model.docx
+++ b/docs/dist/threat-model.docx
@@ -807,7 +807,7 @@
               <a:graphicData uri="http://schemas.openxmlformats.org/drawingml/2006/picture">
                 <pic:pic>
                   <pic:nvPicPr>
-                    <pic:cNvPr descr="C:/Users/laxmi/AppData/Local/Temp/nova-docs-9d5e1198/threat-model-12.png" id="15" name="Picture"/>
+                    <pic:cNvPr descr="C:/Users/laxmi/AppData/Local/Temp/nova-docs-458a248a/threat-model-12.png" id="15" name="Picture"/>
                     <pic:cNvPicPr>
                       <a:picLocks noChangeArrowheads="1" noChangeAspect="1"/>
                     </pic:cNvPicPr>

--- a/docs/dist/threat-model.docx
+++ b/docs/dist/threat-model.docx
@@ -28,7 +28,7 @@
         </w:p>
       </w:sdtContent>
     </w:sdt>
-    <w:bookmarkStart w:id="36" w:name="threat-model"/>
+    <w:bookmarkStart w:id="37" w:name="threat-model"/>
     <w:p>
       <w:pPr>
         <w:pStyle w:val="Heading1"/>
@@ -807,7 +807,7 @@
               <a:graphicData uri="http://schemas.openxmlformats.org/drawingml/2006/picture">
                 <pic:pic>
                   <pic:nvPicPr>
-                    <pic:cNvPr descr="C:/Users/laxmi/AppData/Local/Temp/nova-docs-458a248a/threat-model-12.png" id="15" name="Picture"/>
+                    <pic:cNvPr descr="C:/Users/laxmi/AppData/Local/Temp/nova-docs-220cb107/threat-model-12.png" id="15" name="Picture"/>
                     <pic:cNvPicPr>
                       <a:picLocks noChangeArrowheads="1" noChangeAspect="1"/>
                     </pic:cNvPicPr>
@@ -4744,7 +4744,7 @@
       </w:tr>
     </w:tbl>
     <w:bookmarkEnd w:id="33"/>
-    <w:bookmarkStart w:id="34" w:name="Xc7e7ada74ec24fa461cf7a7d6a8b111365768cd"/>
+    <w:bookmarkStart w:id="35" w:name="Xc7e7ada74ec24fa461cf7a7d6a8b111365768cd"/>
     <w:p>
       <w:pPr>
         <w:pStyle w:val="Heading2"/>
@@ -4833,8 +4833,19 @@
               <w:pStyle w:val="Compact"/>
             </w:pPr>
             <w:r>
-              <w:t xml:space="preserve">The inference runtime is host-resident rather than containerized. GPU passthrough on this platform adds operational friction without benefit. The container-to-host path requires verification and documentation</w:t>
-            </w:r>
+              <w:t xml:space="preserve">The inference runtime is host-resident rather than containerized. GPU passthrough on this platform adds operational friction without benefit. The container-to-host path is verified and stays on the loopback binding: containers reach it through Docker Desktop's host proxy, so no interface is widened and SA-5 holds for the inference runtime.</w:t>
+            </w:r>
+            <w:r>
+              <w:t xml:space="preserve"> </w:t>
+            </w:r>
+            <w:hyperlink r:id="rId34">
+              <w:r>
+                <w:rPr>
+                  <w:rStyle w:val="Hyperlink"/>
+                </w:rPr>
+                <w:t xml:space="preserve">NOVA-SPK-003</w:t>
+              </w:r>
+            </w:hyperlink>
           </w:p>
         </w:tc>
       </w:tr>
@@ -4870,8 +4881,8 @@
         </w:pict>
       </w:r>
     </w:p>
-    <w:bookmarkEnd w:id="34"/>
-    <w:bookmarkStart w:id="35" w:name="revision-history"/>
+    <w:bookmarkEnd w:id="35"/>
+    <w:bookmarkStart w:id="36" w:name="revision-history"/>
     <w:p>
       <w:pPr>
         <w:pStyle w:val="Heading2"/>
@@ -4987,9 +4998,55 @@
           </w:p>
         </w:tc>
       </w:tr>
+      <w:tr>
+        <w:tc>
+          <w:tcPr/>
+          <w:p>
+            <w:pPr>
+              <w:pStyle w:val="Compact"/>
+            </w:pPr>
+            <w:r>
+              <w:t xml:space="preserve">0.2</w:t>
+            </w:r>
+          </w:p>
+        </w:tc>
+        <w:tc>
+          <w:tcPr/>
+          <w:p>
+            <w:pPr>
+              <w:pStyle w:val="Compact"/>
+            </w:pPr>
+            <w:r>
+              <w:t xml:space="preserve">2026-09-09</w:t>
+            </w:r>
+          </w:p>
+        </w:tc>
+        <w:tc>
+          <w:tcPr/>
+          <w:p>
+            <w:pPr>
+              <w:pStyle w:val="Compact"/>
+            </w:pPr>
+            <w:r>
+              <w:t xml:space="preserve">Laxmi Poudel</w:t>
+            </w:r>
+          </w:p>
+        </w:tc>
+        <w:tc>
+          <w:tcPr/>
+          <w:p>
+            <w:pPr>
+              <w:pStyle w:val="Compact"/>
+            </w:pPr>
+            <w:r>
+              <w:t xml:space="preserve">Section 11 records the verified container-to-host path. The inference runtime stays on loopback, so no binding is widened</w:t>
+            </w:r>
+          </w:p>
+        </w:tc>
+      </w:tr>
     </w:tbl>
-    <w:bookmarkEnd w:id="35"/>
     <w:bookmarkEnd w:id="36"/>
+    <w:bookmarkEnd w:id="37"/>
     <w:sectPr>
       <w:footnotePr>
         <w:numRestart w:val="eachSect"/>

--- a/docs/dist/threat-model.docx
+++ b/docs/dist/threat-model.docx
@@ -807,7 +807,7 @@
               <a:graphicData uri="http://schemas.openxmlformats.org/drawingml/2006/picture">
                 <pic:pic>
                   <pic:nvPicPr>
-                    <pic:cNvPr descr="C:/Users/laxmi/AppData/Local/Temp/nova-docs-220cb107/threat-model-12.png" id="15" name="Picture"/>
+                    <pic:cNvPr descr="C:/Users/laxmi/AppData/Local/Temp/nova-docs-661f5b5e/threat-model-12.png" id="15" name="Picture"/>
                     <pic:cNvPicPr>
                       <a:picLocks noChangeArrowheads="1" noChangeAspect="1"/>
                     </pic:cNvPicPr>

--- a/docs/dist/threat-model.docx
+++ b/docs/dist/threat-model.docx
@@ -807,7 +807,7 @@
               <a:graphicData uri="http://schemas.openxmlformats.org/drawingml/2006/picture">
                 <pic:pic>
                   <pic:nvPicPr>
-                    <pic:cNvPr descr="C:/Users/laxmi/AppData/Local/Temp/nova-docs-661f5b5e/threat-model-12.png" id="15" name="Picture"/>
+                    <pic:cNvPr descr="C:/Users/laxmi/AppData/Local/Temp/nova-docs-673141bd/threat-model-12.png" id="15" name="Picture"/>
                     <pic:cNvPicPr>
                       <a:picLocks noChangeArrowheads="1" noChangeAspect="1"/>
                     </pic:cNvPicPr>

--- a/docs/dist/threat-model.docx
+++ b/docs/dist/threat-model.docx
@@ -807,7 +807,7 @@
               <a:graphicData uri="http://schemas.openxmlformats.org/drawingml/2006/picture">
                 <pic:pic>
                   <pic:nvPicPr>
-                    <pic:cNvPr descr="C:/Users/laxmi/AppData/Local/Temp/nova-docs-673141bd/threat-model-12.png" id="15" name="Picture"/>
+                    <pic:cNvPr descr="C:/Users/laxmi/AppData/Local/Temp/nova-docs-6bc4c78f/threat-model-12.png" id="15" name="Picture"/>
                     <pic:cNvPicPr>
                       <a:picLocks noChangeArrowheads="1" noChangeAspect="1"/>
                     </pic:cNvPicPr>

--- a/docs/dist/threat-model.docx
+++ b/docs/dist/threat-model.docx
@@ -807,7 +807,7 @@
               <a:graphicData uri="http://schemas.openxmlformats.org/drawingml/2006/picture">
                 <pic:pic>
                   <pic:nvPicPr>
-                    <pic:cNvPr descr="C:/Users/laxmi/AppData/Local/Temp/nova-docs-6bc4c78f/threat-model-12.png" id="15" name="Picture"/>
+                    <pic:cNvPr descr="C:/Users/laxmi/AppData/Local/Temp/nova-docs-ae6bfa96/threat-model-12.png" id="15" name="Picture"/>
                     <pic:cNvPicPr>
                       <a:picLocks noChangeArrowheads="1" noChangeAspect="1"/>
                     </pic:cNvPicPr>

--- a/docs/dist/threat-model.docx
+++ b/docs/dist/threat-model.docx
@@ -807,7 +807,7 @@
               <a:graphicData uri="http://schemas.openxmlformats.org/drawingml/2006/picture">
                 <pic:pic>
                   <pic:nvPicPr>
-                    <pic:cNvPr descr="C:/Users/laxmi/AppData/Local/Temp/nova-docs-ae6bfa96/threat-model-12.png" id="15" name="Picture"/>
+                    <pic:cNvPr descr="C:/Users/laxmi/AppData/Local/Temp/nova-docs-b9545df6/threat-model-12.png" id="15" name="Picture"/>
                     <pic:cNvPicPr>
                       <a:picLocks noChangeArrowheads="1" noChangeAspect="1"/>
                     </pic:cNvPicPr>
